--- a/Anleitung_AusbilderPro.docx
+++ b/Anleitung_AusbilderPro.docx
@@ -27,7 +27,7 @@
       <w:r>
         <w:rPr>
           <w:rFonts w:ascii="Arial" w:cs="Arial" w:eastAsia="Arial" w:hAnsi="Arial"/>
-          <w:color w:val="64748B"/>
+          <w:color w:val="4B5563"/>
           <w:sz w:val="30"/>
           <w:szCs w:val="30"/>
         </w:rPr>
@@ -42,7 +42,7 @@
       <w:r>
         <w:rPr>
           <w:rFonts w:ascii="Arial" w:cs="Arial" w:eastAsia="Arial" w:hAnsi="Arial"/>
-          <w:color w:val="94A3B8"/>
+          <w:color w:val="6B7280"/>
           <w:sz w:val="22"/>
           <w:szCs w:val="22"/>
         </w:rPr>
@@ -57,11 +57,11 @@
       <w:r>
         <w:rPr>
           <w:rFonts w:ascii="Arial" w:cs="Arial" w:eastAsia="Arial" w:hAnsi="Arial"/>
-          <w:color w:val="94A3B8"/>
+          <w:color w:val="6B7280"/>
           <w:sz w:val="20"/>
           <w:szCs w:val="20"/>
         </w:rPr>
-        <w:t xml:space="preserve">Stand: März 2026 | v185</w:t>
+        <w:t xml:space="preserve">Stand: März 2026 | v196</w:t>
       </w:r>
     </w:p>
     <w:p>
@@ -71,7 +71,7 @@
       <w:r>
         <w:rPr>
           <w:rFonts w:ascii="Arial" w:cs="Arial" w:eastAsia="Arial" w:hAnsi="Arial"/>
-          <w:color w:val="CBD5E1"/>
+          <w:color w:val="9CA3AF"/>
           <w:sz w:val="18"/>
           <w:szCs w:val="18"/>
         </w:rPr>
@@ -126,7 +126,7 @@
               <w:bottom w:val="none" w:sz="0"/>
               <w:right w:val="none" w:sz="0"/>
             </w:tcBorders>
-            <w:shd w:fill="F0F4FF" w:val="clear"/>
+            <w:shd w:fill="EEF2FF" w:val="clear"/>
             <w:tcMar>
               <w:top w:type="dxa" w:w="80"/>
               <w:left w:type="dxa" w:w="80"/>
@@ -157,7 +157,7 @@
               <w:bottom w:val="none" w:sz="0"/>
               <w:right w:val="none" w:sz="0"/>
             </w:tcBorders>
-            <w:shd w:fill="F0F4FF" w:val="clear"/>
+            <w:shd w:fill="EEF2FF" w:val="clear"/>
             <w:tcMar>
               <w:top w:type="dxa" w:w="80"/>
               <w:left w:type="dxa" w:w="80"/>
@@ -185,11 +185,11 @@
             <w:r>
               <w:rPr>
                 <w:rFonts w:ascii="Arial" w:cs="Arial" w:eastAsia="Arial" w:hAnsi="Arial"/>
-                <w:color w:val="6B7280"/>
+                <w:color w:val="374151"/>
                 <w:sz w:val="20"/>
                 <w:szCs w:val="20"/>
               </w:rPr>
-              <w:t xml:space="preserve">Kurse werden von VerwaltungPro zugewiesen. Ausbilder ruft Daten ab, TN erscheinen im Pool, Drag &amp; Drop auf Sitzplätze.</w:t>
+              <w:t xml:space="preserve">Kurse kommen von VerwaltungPro. TN erscheinen im Pool, Drag &amp; Drop auf Sitzplätze.</w:t>
             </w:r>
           </w:p>
         </w:tc>
@@ -226,7 +226,7 @@
               <w:bottom w:val="none" w:sz="0"/>
               <w:right w:val="none" w:sz="0"/>
             </w:tcBorders>
-            <w:shd w:fill="F0F4FF" w:val="clear"/>
+            <w:shd w:fill="EEF2FF" w:val="clear"/>
             <w:tcMar>
               <w:top w:type="dxa" w:w="80"/>
               <w:left w:type="dxa" w:w="80"/>
@@ -257,7 +257,7 @@
               <w:bottom w:val="none" w:sz="0"/>
               <w:right w:val="none" w:sz="0"/>
             </w:tcBorders>
-            <w:shd w:fill="F0F4FF" w:val="clear"/>
+            <w:shd w:fill="EEF2FF" w:val="clear"/>
             <w:tcMar>
               <w:top w:type="dxa" w:w="80"/>
               <w:left w:type="dxa" w:w="80"/>
@@ -285,11 +285,11 @@
             <w:r>
               <w:rPr>
                 <w:rFonts w:ascii="Arial" w:cs="Arial" w:eastAsia="Arial" w:hAnsi="Arial"/>
-                <w:color w:val="6B7280"/>
+                <w:color w:val="374151"/>
                 <w:sz w:val="20"/>
                 <w:szCs w:val="20"/>
               </w:rPr>
-              <w:t xml:space="preserve">Ausbilder erstellt Kurse selbst. QR-Code generieren → Azubis registrieren sich → erscheinen automatisch im Pool.</w:t>
+              <w:t xml:space="preserve">Kurse selbst erstellen. QR-Code generieren → Azubis registrieren sich → Pool.</w:t>
             </w:r>
           </w:p>
         </w:tc>
@@ -325,7 +325,7 @@
               <w:bottom w:val="none" w:sz="0"/>
               <w:right w:val="none" w:sz="0"/>
             </w:tcBorders>
-            <w:shd w:fill="ECFDF5" w:val="clear"/>
+            <w:shd w:fill="EEF2FF" w:val="clear"/>
             <w:tcMar>
               <w:top w:type="dxa" w:w="100"/>
               <w:left w:type="dxa" w:w="140"/>
@@ -337,11 +337,11 @@
             <w:r>
               <w:rPr>
                 <w:rFonts w:ascii="Arial" w:cs="Arial" w:eastAsia="Arial" w:hAnsi="Arial"/>
-                <w:color w:val="374151"/>
+                <w:color w:val="1F2937"/>
                 <w:sz w:val="20"/>
                 <w:szCs w:val="20"/>
               </w:rPr>
-              <w:t xml:space="preserve">🔄 Beide Modi können parallel laufen. Standalone-Kurse bleiben bestehen wenn VerwaltungPro dazukommt.</w:t>
+              <w:t xml:space="preserve">🔄 Beide Modi laufen parallel. Standalone bleibt wenn VerwaltungPro dazukommt.</w:t>
             </w:r>
           </w:p>
         </w:tc>
@@ -395,7 +395,7 @@
               <w:bottom w:val="none" w:sz="0"/>
               <w:right w:val="none" w:sz="0"/>
             </w:tcBorders>
-            <w:shd w:fill="F0F4FF" w:val="clear"/>
+            <w:shd w:fill="EEF2FF" w:val="clear"/>
             <w:tcMar>
               <w:top w:type="dxa" w:w="80"/>
               <w:left w:type="dxa" w:w="80"/>
@@ -426,7 +426,7 @@
               <w:bottom w:val="none" w:sz="0"/>
               <w:right w:val="none" w:sz="0"/>
             </w:tcBorders>
-            <w:shd w:fill="F0F4FF" w:val="clear"/>
+            <w:shd w:fill="EEF2FF" w:val="clear"/>
             <w:tcMar>
               <w:top w:type="dxa" w:w="80"/>
               <w:left w:type="dxa" w:w="80"/>
@@ -454,11 +454,11 @@
             <w:r>
               <w:rPr>
                 <w:rFonts w:ascii="Arial" w:cs="Arial" w:eastAsia="Arial" w:hAnsi="Arial"/>
-                <w:color w:val="6B7280"/>
+                <w:color w:val="374151"/>
                 <w:sz w:val="20"/>
                 <w:szCs w:val="20"/>
               </w:rPr>
-              <w:t xml:space="preserve">Klick auf die Nummer oben links am Sitz → eigene Nummer eingeben (z.B. 31, 32). Wird bei neuen Kursen derselben Lehrgangsart automatisch übernommen.</w:t>
+              <w:t xml:space="preserve">Klick auf Nummer oben links am Sitz → eigene Nummer eingeben (z.B. 31, 32). Wird bei neuen Kursen automatisch übernommen.</w:t>
             </w:r>
           </w:p>
         </w:tc>
@@ -495,7 +495,7 @@
               <w:bottom w:val="none" w:sz="0"/>
               <w:right w:val="none" w:sz="0"/>
             </w:tcBorders>
-            <w:shd w:fill="F0F4FF" w:val="clear"/>
+            <w:shd w:fill="EEF2FF" w:val="clear"/>
             <w:tcMar>
               <w:top w:type="dxa" w:w="80"/>
               <w:left w:type="dxa" w:w="80"/>
@@ -526,7 +526,7 @@
               <w:bottom w:val="none" w:sz="0"/>
               <w:right w:val="none" w:sz="0"/>
             </w:tcBorders>
-            <w:shd w:fill="F0F4FF" w:val="clear"/>
+            <w:shd w:fill="EEF2FF" w:val="clear"/>
             <w:tcMar>
               <w:top w:type="dxa" w:w="80"/>
               <w:left w:type="dxa" w:w="80"/>
@@ -554,11 +554,11 @@
             <w:r>
               <w:rPr>
                 <w:rFonts w:ascii="Arial" w:cs="Arial" w:eastAsia="Arial" w:hAnsi="Arial"/>
-                <w:color w:val="6B7280"/>
+                <w:color w:val="374151"/>
                 <w:sz w:val="20"/>
                 <w:szCs w:val="20"/>
               </w:rPr>
-              <w:t xml:space="preserve">Azubi gibt Tischnummer in AzubiPro ein → Wird automatisch auf den richtigen Platz gesetzt. Live, ohne manuelles Ziehen.</w:t>
+              <w:t xml:space="preserve">Azubi gibt Tischnummer in AzubiPro ein → wird automatisch platziert. Live, ohne Klick.</w:t>
             </w:r>
           </w:p>
         </w:tc>
@@ -595,7 +595,7 @@
               <w:bottom w:val="none" w:sz="0"/>
               <w:right w:val="none" w:sz="0"/>
             </w:tcBorders>
-            <w:shd w:fill="F0F4FF" w:val="clear"/>
+            <w:shd w:fill="EEF2FF" w:val="clear"/>
             <w:tcMar>
               <w:top w:type="dxa" w:w="80"/>
               <w:left w:type="dxa" w:w="80"/>
@@ -626,7 +626,7 @@
               <w:bottom w:val="none" w:sz="0"/>
               <w:right w:val="none" w:sz="0"/>
             </w:tcBorders>
-            <w:shd w:fill="F0F4FF" w:val="clear"/>
+            <w:shd w:fill="EEF2FF" w:val="clear"/>
             <w:tcMar>
               <w:top w:type="dxa" w:w="80"/>
               <w:left w:type="dxa" w:w="80"/>
@@ -654,11 +654,11 @@
             <w:r>
               <w:rPr>
                 <w:rFonts w:ascii="Arial" w:cs="Arial" w:eastAsia="Arial" w:hAnsi="Arial"/>
-                <w:color w:val="6B7280"/>
+                <w:color w:val="374151"/>
                 <w:sz w:val="20"/>
                 <w:szCs w:val="20"/>
               </w:rPr>
-              <w:t xml:space="preserve">‘⚡ Alle automatisch platzieren’ im Pool – setzt alle unplatzierten TN auf freie Plätze.</w:t>
+              <w:t xml:space="preserve">‘⚡ Alle automatisch platzieren’ im Pool – setzt alle auf freie Plätze.</w:t>
             </w:r>
           </w:p>
         </w:tc>
@@ -668,6 +668,23 @@
       <w:pPr>
         <w:spacing w:after="80"/>
       </w:pPr>
+    </w:p>
+    <w:p>
+      <w:pPr>
+        <w:pStyle w:val="Heading1"/>
+        <w:spacing w:before="400" w:after="200"/>
+      </w:pPr>
+      <w:r>
+        <w:rPr>
+          <w:rFonts w:ascii="Arial" w:cs="Arial" w:eastAsia="Arial" w:hAnsi="Arial"/>
+          <w:b/>
+          <w:bCs/>
+          <w:color w:val="1E40AF"/>
+          <w:sz w:val="32"/>
+          <w:szCs w:val="32"/>
+        </w:rPr>
+        <w:t xml:space="preserve">3. Anwesenheit</w:t>
+      </w:r>
     </w:p>
     <w:tbl>
       <w:tblPr>
@@ -695,7 +712,7 @@
               <w:bottom w:val="none" w:sz="0"/>
               <w:right w:val="none" w:sz="0"/>
             </w:tcBorders>
-            <w:shd w:fill="F0F4FF" w:val="clear"/>
+            <w:shd w:fill="EEF2FF" w:val="clear"/>
             <w:tcMar>
               <w:top w:type="dxa" w:w="80"/>
               <w:left w:type="dxa" w:w="80"/>
@@ -713,7 +730,7 @@
                 <w:sz w:val="28"/>
                 <w:szCs w:val="28"/>
               </w:rPr>
-              <w:t xml:space="preserve">➖</w:t>
+              <w:t xml:space="preserve">✅</w:t>
             </w:r>
           </w:p>
         </w:tc>
@@ -726,7 +743,7 @@
               <w:bottom w:val="none" w:sz="0"/>
               <w:right w:val="none" w:sz="0"/>
             </w:tcBorders>
-            <w:shd w:fill="F0F4FF" w:val="clear"/>
+            <w:shd w:fill="EEF2FF" w:val="clear"/>
             <w:tcMar>
               <w:top w:type="dxa" w:w="80"/>
               <w:left w:type="dxa" w:w="80"/>
@@ -744,7 +761,7 @@
                 <w:sz w:val="22"/>
                 <w:szCs w:val="22"/>
               </w:rPr>
-              <w:t xml:space="preserve">Reihen/Sitze anpassen</w:t>
+              <w:t xml:space="preserve">Status eintragen</w:t>
             </w:r>
           </w:p>
           <w:p>
@@ -754,11 +771,11 @@
             <w:r>
               <w:rPr>
                 <w:rFonts w:ascii="Arial" w:cs="Arial" w:eastAsia="Arial" w:hAnsi="Arial"/>
-                <w:color w:val="6B7280"/>
+                <w:color w:val="374151"/>
                 <w:sz w:val="20"/>
                 <w:szCs w:val="20"/>
               </w:rPr>
-              <w:t xml:space="preserve">Reihe hinzufügen/entfernen, Sitze pro Reihe ändern – Layout passt sich dem Raum an.</w:t>
+              <w:t xml:space="preserve">Sitzplatz → Anwesenheit-Tab → Anwesend, Entschuldigt, Unentschuldigt, Krank, Berufsschule. Optional: Zu spät / Früher mit Minuten.</w:t>
             </w:r>
           </w:p>
         </w:tc>
@@ -768,23 +785,6 @@
       <w:pPr>
         <w:spacing w:after="80"/>
       </w:pPr>
-    </w:p>
-    <w:p>
-      <w:pPr>
-        <w:pStyle w:val="Heading1"/>
-        <w:spacing w:before="400" w:after="200"/>
-      </w:pPr>
-      <w:r>
-        <w:rPr>
-          <w:rFonts w:ascii="Arial" w:cs="Arial" w:eastAsia="Arial" w:hAnsi="Arial"/>
-          <w:b/>
-          <w:bCs/>
-          <w:color w:val="1E40AF"/>
-          <w:sz w:val="32"/>
-          <w:szCs w:val="32"/>
-        </w:rPr>
-        <w:t xml:space="preserve">3. Anwesenheit</w:t>
-      </w:r>
     </w:p>
     <w:tbl>
       <w:tblPr>
@@ -812,7 +812,7 @@
               <w:bottom w:val="none" w:sz="0"/>
               <w:right w:val="none" w:sz="0"/>
             </w:tcBorders>
-            <w:shd w:fill="F0F4FF" w:val="clear"/>
+            <w:shd w:fill="EEF2FF" w:val="clear"/>
             <w:tcMar>
               <w:top w:type="dxa" w:w="80"/>
               <w:left w:type="dxa" w:w="80"/>
@@ -830,7 +830,7 @@
                 <w:sz w:val="28"/>
                 <w:szCs w:val="28"/>
               </w:rPr>
-              <w:t xml:space="preserve">✅</w:t>
+              <w:t xml:space="preserve">📅</w:t>
             </w:r>
           </w:p>
         </w:tc>
@@ -843,7 +843,7 @@
               <w:bottom w:val="none" w:sz="0"/>
               <w:right w:val="none" w:sz="0"/>
             </w:tcBorders>
-            <w:shd w:fill="F0F4FF" w:val="clear"/>
+            <w:shd w:fill="EEF2FF" w:val="clear"/>
             <w:tcMar>
               <w:top w:type="dxa" w:w="80"/>
               <w:left w:type="dxa" w:w="80"/>
@@ -861,7 +861,7 @@
                 <w:sz w:val="22"/>
                 <w:szCs w:val="22"/>
               </w:rPr>
-              <w:t xml:space="preserve">Status eintragen</w:t>
+              <w:t xml:space="preserve">Kurstage</w:t>
             </w:r>
           </w:p>
           <w:p>
@@ -871,11 +871,11 @@
             <w:r>
               <w:rPr>
                 <w:rFonts w:ascii="Arial" w:cs="Arial" w:eastAsia="Arial" w:hAnsi="Arial"/>
-                <w:color w:val="6B7280"/>
+                <w:color w:val="374151"/>
                 <w:sz w:val="20"/>
                 <w:szCs w:val="20"/>
               </w:rPr>
-              <w:t xml:space="preserve">Sitzplatz öffnen → Anwesenheit-Tab → Datum + Status wählen: Anwesend, Entschuldigt, Unentschuldigt, Krank, Berufsschule. Optional: Zu spät / Früher gegangen mit Minuten.</w:t>
+              <w:t xml:space="preserve">Im Header: ‘📅 [5] Kurstage’ – änderbar pro Kurs. Quote = Anwesend / Kurstage. Berufsschultage zählen NICHT. Änderung synct alle TN neu.</w:t>
             </w:r>
           </w:p>
         </w:tc>
@@ -912,7 +912,7 @@
               <w:bottom w:val="none" w:sz="0"/>
               <w:right w:val="none" w:sz="0"/>
             </w:tcBorders>
-            <w:shd w:fill="F0F4FF" w:val="clear"/>
+            <w:shd w:fill="EEF2FF" w:val="clear"/>
             <w:tcMar>
               <w:top w:type="dxa" w:w="80"/>
               <w:left w:type="dxa" w:w="80"/>
@@ -930,7 +930,7 @@
                 <w:sz w:val="28"/>
                 <w:szCs w:val="28"/>
               </w:rPr>
-              <w:t xml:space="preserve">📅</w:t>
+              <w:t xml:space="preserve">🎓</w:t>
             </w:r>
           </w:p>
         </w:tc>
@@ -943,7 +943,7 @@
               <w:bottom w:val="none" w:sz="0"/>
               <w:right w:val="none" w:sz="0"/>
             </w:tcBorders>
-            <w:shd w:fill="F0F4FF" w:val="clear"/>
+            <w:shd w:fill="EEF2FF" w:val="clear"/>
             <w:tcMar>
               <w:top w:type="dxa" w:w="80"/>
               <w:left w:type="dxa" w:w="80"/>
@@ -961,7 +961,7 @@
                 <w:sz w:val="22"/>
                 <w:szCs w:val="22"/>
               </w:rPr>
-              <w:t xml:space="preserve">Kurstage einstellen</w:t>
+              <w:t xml:space="preserve">Berufsschultag</w:t>
             </w:r>
           </w:p>
           <w:p>
@@ -971,11 +971,11 @@
             <w:r>
               <w:rPr>
                 <w:rFonts w:ascii="Arial" w:cs="Arial" w:eastAsia="Arial" w:hAnsi="Arial"/>
-                <w:color w:val="6B7280"/>
+                <w:color w:val="374151"/>
                 <w:sz w:val="20"/>
                 <w:szCs w:val="20"/>
               </w:rPr>
-              <w:t xml:space="preserve">Im Kurs-Header: ‘📅 [5] Kurstage’ – änderbar pro Kurs. Anwesenheitsquote = Anwesend / Kurstage. Berufsschultage zählen NICHT – können aber trotzdem eingetragen werden.</w:t>
+              <w:t xml:space="preserve">‘🎓 Berufsschultag’ Button markiert heutiges Datum für alle TN.</w:t>
             </w:r>
           </w:p>
         </w:tc>
@@ -985,6 +985,23 @@
       <w:pPr>
         <w:spacing w:after="80"/>
       </w:pPr>
+    </w:p>
+    <w:p>
+      <w:pPr>
+        <w:pStyle w:val="Heading1"/>
+        <w:spacing w:before="400" w:after="200"/>
+      </w:pPr>
+      <w:r>
+        <w:rPr>
+          <w:rFonts w:ascii="Arial" w:cs="Arial" w:eastAsia="Arial" w:hAnsi="Arial"/>
+          <w:b/>
+          <w:bCs/>
+          <w:color w:val="1E40AF"/>
+          <w:sz w:val="32"/>
+          <w:szCs w:val="32"/>
+        </w:rPr>
+        <w:t xml:space="preserve">4. Noten &amp; Bemerkungen</w:t>
+      </w:r>
     </w:p>
     <w:tbl>
       <w:tblPr>
@@ -1012,7 +1029,7 @@
               <w:bottom w:val="none" w:sz="0"/>
               <w:right w:val="none" w:sz="0"/>
             </w:tcBorders>
-            <w:shd w:fill="F0F4FF" w:val="clear"/>
+            <w:shd w:fill="EEF2FF" w:val="clear"/>
             <w:tcMar>
               <w:top w:type="dxa" w:w="80"/>
               <w:left w:type="dxa" w:w="80"/>
@@ -1030,7 +1047,7 @@
                 <w:sz w:val="28"/>
                 <w:szCs w:val="28"/>
               </w:rPr>
-              <w:t xml:space="preserve">🎓</w:t>
+              <w:t xml:space="preserve">📊</w:t>
             </w:r>
           </w:p>
         </w:tc>
@@ -1043,7 +1060,7 @@
               <w:bottom w:val="none" w:sz="0"/>
               <w:right w:val="none" w:sz="0"/>
             </w:tcBorders>
-            <w:shd w:fill="F0F4FF" w:val="clear"/>
+            <w:shd w:fill="EEF2FF" w:val="clear"/>
             <w:tcMar>
               <w:top w:type="dxa" w:w="80"/>
               <w:left w:type="dxa" w:w="80"/>
@@ -1061,65 +1078,13 @@
                 <w:sz w:val="22"/>
                 <w:szCs w:val="22"/>
               </w:rPr>
-              <w:t xml:space="preserve">Berufsschultag markieren</w:t>
+              <w:t xml:space="preserve">Noten</w:t>
             </w:r>
           </w:p>
           <w:p>
             <w:pPr>
               <w:spacing w:before="40"/>
             </w:pPr>
-            <w:r>
-              <w:rPr>
-                <w:rFonts w:ascii="Arial" w:cs="Arial" w:eastAsia="Arial" w:hAnsi="Arial"/>
-                <w:color w:val="6B7280"/>
-                <w:sz w:val="20"/>
-                <w:szCs w:val="20"/>
-              </w:rPr>
-              <w:t xml:space="preserve">‘🎓 Berufsschultag’ Button → markiert das heutige Datum als Berufsschultag für alle TN.</w:t>
-            </w:r>
-          </w:p>
-        </w:tc>
-      </w:tr>
-    </w:tbl>
-    <w:p>
-      <w:pPr>
-        <w:spacing w:after="80"/>
-      </w:pPr>
-    </w:p>
-    <w:tbl>
-      <w:tblPr>
-        <w:tblW w:type="dxa" w:w="9026"/>
-        <w:tblBorders>
-          <w:top w:val="single" w:color="auto" w:sz="4"/>
-          <w:left w:val="single" w:color="auto" w:sz="4"/>
-          <w:bottom w:val="single" w:color="auto" w:sz="4"/>
-          <w:right w:val="single" w:color="auto" w:sz="4"/>
-          <w:insideH w:val="single" w:color="auto" w:sz="4"/>
-          <w:insideV w:val="single" w:color="auto" w:sz="4"/>
-        </w:tblBorders>
-      </w:tblPr>
-      <w:tblGrid>
-        <w:gridCol w:w="9026"/>
-      </w:tblGrid>
-      <w:tr>
-        <w:tc>
-          <w:tcPr>
-            <w:tcW w:type="dxa" w:w="9026"/>
-            <w:tcBorders>
-              <w:top w:val="none" w:sz="0"/>
-              <w:left w:val="none" w:sz="0"/>
-              <w:bottom w:val="none" w:sz="0"/>
-              <w:right w:val="none" w:sz="0"/>
-            </w:tcBorders>
-            <w:shd w:fill="F0F4FF" w:val="clear"/>
-            <w:tcMar>
-              <w:top w:type="dxa" w:w="100"/>
-              <w:left w:type="dxa" w:w="140"/>
-              <w:bottom w:type="dxa" w:w="100"/>
-              <w:right w:type="dxa" w:w="140"/>
-            </w:tcMar>
-          </w:tcPr>
-          <w:p>
             <w:r>
               <w:rPr>
                 <w:rFonts w:ascii="Arial" w:cs="Arial" w:eastAsia="Arial" w:hAnsi="Arial"/>
@@ -1127,7 +1092,7 @@
                 <w:sz w:val="20"/>
                 <w:szCs w:val="20"/>
               </w:rPr>
-              <w:t xml:space="preserve">💡 Bei Änderung der Kurstage werden alle TN automatisch neu berechnet und nach Firestore synchronisiert.</w:t>
+              <w:t xml:space="preserve">Noten-Tab: Mitarbeit, Führung, Praxis (1–6). Eigene Felder hinzufügbar.</w:t>
             </w:r>
           </w:p>
         </w:tc>
@@ -1137,23 +1102,6 @@
       <w:pPr>
         <w:spacing w:after="80"/>
       </w:pPr>
-    </w:p>
-    <w:p>
-      <w:pPr>
-        <w:pStyle w:val="Heading1"/>
-        <w:spacing w:before="400" w:after="200"/>
-      </w:pPr>
-      <w:r>
-        <w:rPr>
-          <w:rFonts w:ascii="Arial" w:cs="Arial" w:eastAsia="Arial" w:hAnsi="Arial"/>
-          <w:b/>
-          <w:bCs/>
-          <w:color w:val="1E40AF"/>
-          <w:sz w:val="32"/>
-          <w:szCs w:val="32"/>
-        </w:rPr>
-        <w:t xml:space="preserve">4. Noten</w:t>
-      </w:r>
     </w:p>
     <w:tbl>
       <w:tblPr>
@@ -1181,7 +1129,7 @@
               <w:bottom w:val="none" w:sz="0"/>
               <w:right w:val="none" w:sz="0"/>
             </w:tcBorders>
-            <w:shd w:fill="F0F4FF" w:val="clear"/>
+            <w:shd w:fill="EEF2FF" w:val="clear"/>
             <w:tcMar>
               <w:top w:type="dxa" w:w="80"/>
               <w:left w:type="dxa" w:w="80"/>
@@ -1199,7 +1147,7 @@
                 <w:sz w:val="28"/>
                 <w:szCs w:val="28"/>
               </w:rPr>
-              <w:t xml:space="preserve">📊</w:t>
+              <w:t xml:space="preserve">💬</w:t>
             </w:r>
           </w:p>
         </w:tc>
@@ -1212,7 +1160,7 @@
               <w:bottom w:val="none" w:sz="0"/>
               <w:right w:val="none" w:sz="0"/>
             </w:tcBorders>
-            <w:shd w:fill="F0F4FF" w:val="clear"/>
+            <w:shd w:fill="EEF2FF" w:val="clear"/>
             <w:tcMar>
               <w:top w:type="dxa" w:w="80"/>
               <w:left w:type="dxa" w:w="80"/>
@@ -1230,7 +1178,7 @@
                 <w:sz w:val="22"/>
                 <w:szCs w:val="22"/>
               </w:rPr>
-              <w:t xml:space="preserve">Noten vergeben</w:t>
+              <w:t xml:space="preserve">Bemerkungen</w:t>
             </w:r>
           </w:p>
           <w:p>
@@ -1240,11 +1188,11 @@
             <w:r>
               <w:rPr>
                 <w:rFonts w:ascii="Arial" w:cs="Arial" w:eastAsia="Arial" w:hAnsi="Arial"/>
-                <w:color w:val="6B7280"/>
+                <w:color w:val="374151"/>
                 <w:sz w:val="20"/>
                 <w:szCs w:val="20"/>
               </w:rPr>
-              <w:t xml:space="preserve">Sitzplatz → Noten-Tab: Mitarbeit, Führung, Praxis (1–6). Eigene Notenfelder hinzufügbar. Durchschnitt wird automatisch berechnet.</w:t>
+              <w:t xml:space="preserve">Person-Tab: Bemerkung für andere Ausbilder – sichtbar in der Kurshistorie.</w:t>
             </w:r>
           </w:p>
         </w:tc>
@@ -1254,6 +1202,23 @@
       <w:pPr>
         <w:spacing w:after="80"/>
       </w:pPr>
+    </w:p>
+    <w:p>
+      <w:pPr>
+        <w:pStyle w:val="Heading1"/>
+        <w:spacing w:before="400" w:after="200"/>
+      </w:pPr>
+      <w:r>
+        <w:rPr>
+          <w:rFonts w:ascii="Arial" w:cs="Arial" w:eastAsia="Arial" w:hAnsi="Arial"/>
+          <w:b/>
+          <w:bCs/>
+          <w:color w:val="1E40AF"/>
+          <w:sz w:val="32"/>
+          <w:szCs w:val="32"/>
+        </w:rPr>
+        <w:t xml:space="preserve">5. Meldungen vom Azubi</w:t>
+      </w:r>
     </w:p>
     <w:tbl>
       <w:tblPr>
@@ -1281,7 +1246,7 @@
               <w:bottom w:val="none" w:sz="0"/>
               <w:right w:val="none" w:sz="0"/>
             </w:tcBorders>
-            <w:shd w:fill="F0F4FF" w:val="clear"/>
+            <w:shd w:fill="EEF2FF" w:val="clear"/>
             <w:tcMar>
               <w:top w:type="dxa" w:w="80"/>
               <w:left w:type="dxa" w:w="80"/>
@@ -1299,7 +1264,7 @@
                 <w:sz w:val="28"/>
                 <w:szCs w:val="28"/>
               </w:rPr>
-              <w:t xml:space="preserve">💬</w:t>
+              <w:t xml:space="preserve">📱</w:t>
             </w:r>
           </w:p>
         </w:tc>
@@ -1312,7 +1277,7 @@
               <w:bottom w:val="none" w:sz="0"/>
               <w:right w:val="none" w:sz="0"/>
             </w:tcBorders>
-            <w:shd w:fill="F0F4FF" w:val="clear"/>
+            <w:shd w:fill="EEF2FF" w:val="clear"/>
             <w:tcMar>
               <w:top w:type="dxa" w:w="80"/>
               <w:left w:type="dxa" w:w="80"/>
@@ -1330,7 +1295,7 @@
                 <w:sz w:val="22"/>
                 <w:szCs w:val="22"/>
               </w:rPr>
-              <w:t xml:space="preserve">Bemerkungen</w:t>
+              <w:t xml:space="preserve">Live-Meldungen</w:t>
             </w:r>
           </w:p>
           <w:p>
@@ -1340,11 +1305,11 @@
             <w:r>
               <w:rPr>
                 <w:rFonts w:ascii="Arial" w:cs="Arial" w:eastAsia="Arial" w:hAnsi="Arial"/>
-                <w:color w:val="6B7280"/>
+                <w:color w:val="374151"/>
                 <w:sz w:val="20"/>
                 <w:szCs w:val="20"/>
               </w:rPr>
-              <w:t xml:space="preserve">Person-Tab: ‘💬 Bemerkung für andere Ausbilder’ – wird in der Kurshistorie für alle Ausbilder sichtbar.</w:t>
+              <w:t xml:space="preserve">Azubi meldet sich krank/spät/früher → Sitzplatz bekommt farbigen Rahmen + Icon (z.B. 🤒/🕐/🚶).</w:t>
             </w:r>
           </w:p>
         </w:tc>
@@ -1354,23 +1319,6 @@
       <w:pPr>
         <w:spacing w:after="80"/>
       </w:pPr>
-    </w:p>
-    <w:p>
-      <w:pPr>
-        <w:pStyle w:val="Heading1"/>
-        <w:spacing w:before="400" w:after="200"/>
-      </w:pPr>
-      <w:r>
-        <w:rPr>
-          <w:rFonts w:ascii="Arial" w:cs="Arial" w:eastAsia="Arial" w:hAnsi="Arial"/>
-          <w:b/>
-          <w:bCs/>
-          <w:color w:val="1E40AF"/>
-          <w:sz w:val="32"/>
-          <w:szCs w:val="32"/>
-        </w:rPr>
-        <w:t xml:space="preserve">5. QR-Code &amp; TN</w:t>
-      </w:r>
     </w:p>
     <w:tbl>
       <w:tblPr>
@@ -1398,7 +1346,7 @@
               <w:bottom w:val="none" w:sz="0"/>
               <w:right w:val="none" w:sz="0"/>
             </w:tcBorders>
-            <w:shd w:fill="F0F4FF" w:val="clear"/>
+            <w:shd w:fill="EEF2FF" w:val="clear"/>
             <w:tcMar>
               <w:top w:type="dxa" w:w="80"/>
               <w:left w:type="dxa" w:w="80"/>
@@ -1416,7 +1364,7 @@
                 <w:sz w:val="28"/>
                 <w:szCs w:val="28"/>
               </w:rPr>
-              <w:t xml:space="preserve">📱</w:t>
+              <w:t xml:space="preserve">👁</w:t>
             </w:r>
           </w:p>
         </w:tc>
@@ -1429,7 +1377,7 @@
               <w:bottom w:val="none" w:sz="0"/>
               <w:right w:val="none" w:sz="0"/>
             </w:tcBorders>
-            <w:shd w:fill="F0F4FF" w:val="clear"/>
+            <w:shd w:fill="EEF2FF" w:val="clear"/>
             <w:tcMar>
               <w:top w:type="dxa" w:w="80"/>
               <w:left w:type="dxa" w:w="80"/>
@@ -1447,7 +1395,7 @@
                 <w:sz w:val="22"/>
                 <w:szCs w:val="22"/>
               </w:rPr>
-              <w:t xml:space="preserve">QR-Code</w:t>
+              <w:t xml:space="preserve">Gelesen-Workflow</w:t>
             </w:r>
           </w:p>
           <w:p>
@@ -1457,11 +1405,11 @@
             <w:r>
               <w:rPr>
                 <w:rFonts w:ascii="Arial" w:cs="Arial" w:eastAsia="Arial" w:hAnsi="Arial"/>
-                <w:color w:val="6B7280"/>
+                <w:color w:val="374151"/>
                 <w:sz w:val="20"/>
                 <w:szCs w:val="20"/>
               </w:rPr>
-              <w:t xml:space="preserve">Kurs-Header: ‘📱 QR-Code’ → anzeigen, drucken (A4 mit Anleitung) oder Link kopieren.</w:t>
+              <w:t xml:space="preserve">Klick auf Sitz → Meldung wird angezeigt → ‘✓ Gelesen’ klicken → Azubi bekommt Rückmeldung → danach normales Sitzplatz-Modal.</w:t>
             </w:r>
           </w:p>
         </w:tc>
@@ -1471,6 +1419,23 @@
       <w:pPr>
         <w:spacing w:after="80"/>
       </w:pPr>
+    </w:p>
+    <w:p>
+      <w:pPr>
+        <w:pStyle w:val="Heading1"/>
+        <w:spacing w:before="400" w:after="200"/>
+      </w:pPr>
+      <w:r>
+        <w:rPr>
+          <w:rFonts w:ascii="Arial" w:cs="Arial" w:eastAsia="Arial" w:hAnsi="Arial"/>
+          <w:b/>
+          <w:bCs/>
+          <w:color w:val="1E40AF"/>
+          <w:sz w:val="32"/>
+          <w:szCs w:val="32"/>
+        </w:rPr>
+        <w:t xml:space="preserve">6. QR-Code &amp; TN</w:t>
+      </w:r>
     </w:p>
     <w:tbl>
       <w:tblPr>
@@ -1498,7 +1463,7 @@
               <w:bottom w:val="none" w:sz="0"/>
               <w:right w:val="none" w:sz="0"/>
             </w:tcBorders>
-            <w:shd w:fill="F0F4FF" w:val="clear"/>
+            <w:shd w:fill="EEF2FF" w:val="clear"/>
             <w:tcMar>
               <w:top w:type="dxa" w:w="80"/>
               <w:left w:type="dxa" w:w="80"/>
@@ -1516,7 +1481,7 @@
                 <w:sz w:val="28"/>
                 <w:szCs w:val="28"/>
               </w:rPr>
-              <w:t xml:space="preserve">👤</w:t>
+              <w:t xml:space="preserve">📱</w:t>
             </w:r>
           </w:p>
         </w:tc>
@@ -1529,7 +1494,7 @@
               <w:bottom w:val="none" w:sz="0"/>
               <w:right w:val="none" w:sz="0"/>
             </w:tcBorders>
-            <w:shd w:fill="F0F4FF" w:val="clear"/>
+            <w:shd w:fill="EEF2FF" w:val="clear"/>
             <w:tcMar>
               <w:top w:type="dxa" w:w="80"/>
               <w:left w:type="dxa" w:w="80"/>
@@ -1547,7 +1512,7 @@
                 <w:sz w:val="22"/>
                 <w:szCs w:val="22"/>
               </w:rPr>
-              <w:t xml:space="preserve">TN manuell hinzufügen</w:t>
+              <w:t xml:space="preserve">QR-Code</w:t>
             </w:r>
           </w:p>
           <w:p>
@@ -1557,11 +1522,11 @@
             <w:r>
               <w:rPr>
                 <w:rFonts w:ascii="Arial" w:cs="Arial" w:eastAsia="Arial" w:hAnsi="Arial"/>
-                <w:color w:val="6B7280"/>
+                <w:color w:val="374151"/>
                 <w:sz w:val="20"/>
                 <w:szCs w:val="20"/>
               </w:rPr>
-              <w:t xml:space="preserve">‘👤+ TN’ → Name, Betrieb, Beruf eingeben. Erscheint sofort im Pool.</w:t>
+              <w:t xml:space="preserve">Header: ‘📱 QR-Code’ → anzeigen, drucken (A4), Link kopieren.</w:t>
             </w:r>
           </w:p>
         </w:tc>
@@ -1598,7 +1563,7 @@
               <w:bottom w:val="none" w:sz="0"/>
               <w:right w:val="none" w:sz="0"/>
             </w:tcBorders>
-            <w:shd w:fill="F0F4FF" w:val="clear"/>
+            <w:shd w:fill="EEF2FF" w:val="clear"/>
             <w:tcMar>
               <w:top w:type="dxa" w:w="80"/>
               <w:left w:type="dxa" w:w="80"/>
@@ -1616,7 +1581,7 @@
                 <w:sz w:val="28"/>
                 <w:szCs w:val="28"/>
               </w:rPr>
-              <w:t xml:space="preserve">✕</w:t>
+              <w:t xml:space="preserve">👤</w:t>
             </w:r>
           </w:p>
         </w:tc>
@@ -1629,7 +1594,7 @@
               <w:bottom w:val="none" w:sz="0"/>
               <w:right w:val="none" w:sz="0"/>
             </w:tcBorders>
-            <w:shd w:fill="F0F4FF" w:val="clear"/>
+            <w:shd w:fill="EEF2FF" w:val="clear"/>
             <w:tcMar>
               <w:top w:type="dxa" w:w="80"/>
               <w:left w:type="dxa" w:w="80"/>
@@ -1647,7 +1612,7 @@
                 <w:sz w:val="22"/>
                 <w:szCs w:val="22"/>
               </w:rPr>
-              <w:t xml:space="preserve">TN aus Kurs entfernen</w:t>
+              <w:t xml:space="preserve">TN manuell hinzufügen</w:t>
             </w:r>
           </w:p>
           <w:p>
@@ -1657,11 +1622,11 @@
             <w:r>
               <w:rPr>
                 <w:rFonts w:ascii="Arial" w:cs="Arial" w:eastAsia="Arial" w:hAnsi="Arial"/>
-                <w:color w:val="6B7280"/>
+                <w:color w:val="374151"/>
                 <w:sz w:val="20"/>
                 <w:szCs w:val="20"/>
               </w:rPr>
-              <w:t xml:space="preserve">Person-Tab → ‘✕ Aus Kurs entfernen’ – entfernt nur aus dem aktuellen Kurs. Globale Daten bleiben erhalten.</w:t>
+              <w:t xml:space="preserve">‘👤+ TN’ → Name, Betrieb, Beruf, Sitzplatz eingeben.</w:t>
             </w:r>
           </w:p>
         </w:tc>
@@ -1671,23 +1636,6 @@
       <w:pPr>
         <w:spacing w:after="80"/>
       </w:pPr>
-    </w:p>
-    <w:p>
-      <w:pPr>
-        <w:pStyle w:val="Heading1"/>
-        <w:spacing w:before="400" w:after="200"/>
-      </w:pPr>
-      <w:r>
-        <w:rPr>
-          <w:rFonts w:ascii="Arial" w:cs="Arial" w:eastAsia="Arial" w:hAnsi="Arial"/>
-          <w:b/>
-          <w:bCs/>
-          <w:color w:val="1E40AF"/>
-          <w:sz w:val="32"/>
-          <w:szCs w:val="32"/>
-        </w:rPr>
-        <w:t xml:space="preserve">6. TN-Daten einsehen</w:t>
-      </w:r>
     </w:p>
     <w:tbl>
       <w:tblPr>
@@ -1715,7 +1663,7 @@
               <w:bottom w:val="none" w:sz="0"/>
               <w:right w:val="none" w:sz="0"/>
             </w:tcBorders>
-            <w:shd w:fill="F0F4FF" w:val="clear"/>
+            <w:shd w:fill="EEF2FF" w:val="clear"/>
             <w:tcMar>
               <w:top w:type="dxa" w:w="80"/>
               <w:left w:type="dxa" w:w="80"/>
@@ -1733,7 +1681,7 @@
                 <w:sz w:val="28"/>
                 <w:szCs w:val="28"/>
               </w:rPr>
-              <w:t xml:space="preserve">👤</w:t>
+              <w:t xml:space="preserve">✕</w:t>
             </w:r>
           </w:p>
         </w:tc>
@@ -1746,7 +1694,7 @@
               <w:bottom w:val="none" w:sz="0"/>
               <w:right w:val="none" w:sz="0"/>
             </w:tcBorders>
-            <w:shd w:fill="F0F4FF" w:val="clear"/>
+            <w:shd w:fill="EEF2FF" w:val="clear"/>
             <w:tcMar>
               <w:top w:type="dxa" w:w="80"/>
               <w:left w:type="dxa" w:w="80"/>
@@ -1764,7 +1712,7 @@
                 <w:sz w:val="22"/>
                 <w:szCs w:val="22"/>
               </w:rPr>
-              <w:t xml:space="preserve">Person-Tab</w:t>
+              <w:t xml:space="preserve">TN aus Kurs entfernen</w:t>
             </w:r>
           </w:p>
           <w:p>
@@ -1774,11 +1722,11 @@
             <w:r>
               <w:rPr>
                 <w:rFonts w:ascii="Arial" w:cs="Arial" w:eastAsia="Arial" w:hAnsi="Arial"/>
-                <w:color w:val="6B7280"/>
+                <w:color w:val="374151"/>
                 <w:sz w:val="20"/>
                 <w:szCs w:val="20"/>
               </w:rPr>
-              <w:t xml:space="preserve">Registrierungsdaten (Geburtsdatum, E-Mail, Telefon), Sitzplatz-Wunsch, DSGVO-Status, Kurshistorie. Daten kommen live aus Firestore.</w:t>
+              <w:t xml:space="preserve">Person-Tab → ‘✕ Aus Kurs entfernen’. Kurs verschwindet beim Azubi, kursHistory wird bereinigt.</w:t>
             </w:r>
           </w:p>
         </w:tc>
@@ -1788,6 +1736,23 @@
       <w:pPr>
         <w:spacing w:after="80"/>
       </w:pPr>
+    </w:p>
+    <w:p>
+      <w:pPr>
+        <w:pStyle w:val="Heading1"/>
+        <w:spacing w:before="400" w:after="200"/>
+      </w:pPr>
+      <w:r>
+        <w:rPr>
+          <w:rFonts w:ascii="Arial" w:cs="Arial" w:eastAsia="Arial" w:hAnsi="Arial"/>
+          <w:b/>
+          <w:bCs/>
+          <w:color w:val="1E40AF"/>
+          <w:sz w:val="32"/>
+          <w:szCs w:val="32"/>
+        </w:rPr>
+        <w:t xml:space="preserve">7. TN-Daten einsehen</w:t>
+      </w:r>
     </w:p>
     <w:tbl>
       <w:tblPr>
@@ -1815,7 +1780,7 @@
               <w:bottom w:val="none" w:sz="0"/>
               <w:right w:val="none" w:sz="0"/>
             </w:tcBorders>
-            <w:shd w:fill="F0F4FF" w:val="clear"/>
+            <w:shd w:fill="EEF2FF" w:val="clear"/>
             <w:tcMar>
               <w:top w:type="dxa" w:w="80"/>
               <w:left w:type="dxa" w:w="80"/>
@@ -1833,7 +1798,7 @@
                 <w:sz w:val="28"/>
                 <w:szCs w:val="28"/>
               </w:rPr>
-              <w:t xml:space="preserve">📋</w:t>
+              <w:t xml:space="preserve">👤</w:t>
             </w:r>
           </w:p>
         </w:tc>
@@ -1846,7 +1811,7 @@
               <w:bottom w:val="none" w:sz="0"/>
               <w:right w:val="none" w:sz="0"/>
             </w:tcBorders>
-            <w:shd w:fill="F0F4FF" w:val="clear"/>
+            <w:shd w:fill="EEF2FF" w:val="clear"/>
             <w:tcMar>
               <w:top w:type="dxa" w:w="80"/>
               <w:left w:type="dxa" w:w="80"/>
@@ -1864,65 +1829,13 @@
                 <w:sz w:val="22"/>
                 <w:szCs w:val="22"/>
               </w:rPr>
-              <w:t xml:space="preserve">Historie-Tab</w:t>
+              <w:t xml:space="preserve">Person-Tab</w:t>
             </w:r>
           </w:p>
           <w:p>
             <w:pPr>
               <w:spacing w:before="40"/>
             </w:pPr>
-            <w:r>
-              <w:rPr>
-                <w:rFonts w:ascii="Arial" w:cs="Arial" w:eastAsia="Arial" w:hAnsi="Arial"/>
-                <w:color w:val="6B7280"/>
-                <w:sz w:val="20"/>
-                <w:szCs w:val="20"/>
-              </w:rPr>
-              <w:t xml:space="preserve">ALLE Kurse des TN: Noten, Anwesenheitsquote, Werkzeug-Status, Bemerkungen, Wiederholer/Abbrecher-Status. Aktueller Kurs grün markiert.</w:t>
-            </w:r>
-          </w:p>
-        </w:tc>
-      </w:tr>
-    </w:tbl>
-    <w:p>
-      <w:pPr>
-        <w:spacing w:after="80"/>
-      </w:pPr>
-    </w:p>
-    <w:tbl>
-      <w:tblPr>
-        <w:tblW w:type="dxa" w:w="9026"/>
-        <w:tblBorders>
-          <w:top w:val="single" w:color="auto" w:sz="4"/>
-          <w:left w:val="single" w:color="auto" w:sz="4"/>
-          <w:bottom w:val="single" w:color="auto" w:sz="4"/>
-          <w:right w:val="single" w:color="auto" w:sz="4"/>
-          <w:insideH w:val="single" w:color="auto" w:sz="4"/>
-          <w:insideV w:val="single" w:color="auto" w:sz="4"/>
-        </w:tblBorders>
-      </w:tblPr>
-      <w:tblGrid>
-        <w:gridCol w:w="9026"/>
-      </w:tblGrid>
-      <w:tr>
-        <w:tc>
-          <w:tcPr>
-            <w:tcW w:type="dxa" w:w="9026"/>
-            <w:tcBorders>
-              <w:top w:val="none" w:sz="0"/>
-              <w:left w:val="none" w:sz="0"/>
-              <w:bottom w:val="none" w:sz="0"/>
-              <w:right w:val="none" w:sz="0"/>
-            </w:tcBorders>
-            <w:shd w:fill="FFFBEB" w:val="clear"/>
-            <w:tcMar>
-              <w:top w:type="dxa" w:w="100"/>
-              <w:left w:type="dxa" w:w="140"/>
-              <w:bottom w:type="dxa" w:w="100"/>
-              <w:right w:type="dxa" w:w="140"/>
-            </w:tcMar>
-          </w:tcPr>
-          <w:p>
             <w:r>
               <w:rPr>
                 <w:rFonts w:ascii="Arial" w:cs="Arial" w:eastAsia="Arial" w:hAnsi="Arial"/>
@@ -1930,7 +1843,7 @@
                 <w:sz w:val="20"/>
                 <w:szCs w:val="20"/>
               </w:rPr>
-              <w:t xml:space="preserve">💡 Wenn ein TN keinen poolTnId hat (vor dem Pool-System platziert), sucht die App automatisch per Name in Firestore und trägt die ID nach.</w:t>
+              <w:t xml:space="preserve">Registrierungsdaten: Geburtsdatum, E-Mail, Telefon, Sitzplatz-Wunsch, DSGVO-Status, Kurshistorie. Automatischer Name-Lookup wenn kein poolTnId.</w:t>
             </w:r>
           </w:p>
         </w:tc>
@@ -1940,23 +1853,6 @@
       <w:pPr>
         <w:spacing w:after="80"/>
       </w:pPr>
-    </w:p>
-    <w:p>
-      <w:pPr>
-        <w:pStyle w:val="Heading1"/>
-        <w:spacing w:before="400" w:after="200"/>
-      </w:pPr>
-      <w:r>
-        <w:rPr>
-          <w:rFonts w:ascii="Arial" w:cs="Arial" w:eastAsia="Arial" w:hAnsi="Arial"/>
-          <w:b/>
-          <w:bCs/>
-          <w:color w:val="1E40AF"/>
-          <w:sz w:val="32"/>
-          <w:szCs w:val="32"/>
-        </w:rPr>
-        <w:t xml:space="preserve">7. Kurs verwalten</w:t>
-      </w:r>
     </w:p>
     <w:tbl>
       <w:tblPr>
@@ -1984,7 +1880,7 @@
               <w:bottom w:val="none" w:sz="0"/>
               <w:right w:val="none" w:sz="0"/>
             </w:tcBorders>
-            <w:shd w:fill="F0F4FF" w:val="clear"/>
+            <w:shd w:fill="EEF2FF" w:val="clear"/>
             <w:tcMar>
               <w:top w:type="dxa" w:w="80"/>
               <w:left w:type="dxa" w:w="80"/>
@@ -2002,7 +1898,7 @@
                 <w:sz w:val="28"/>
                 <w:szCs w:val="28"/>
               </w:rPr>
-              <w:t xml:space="preserve">⇔</w:t>
+              <w:t xml:space="preserve">📋</w:t>
             </w:r>
           </w:p>
         </w:tc>
@@ -2015,7 +1911,7 @@
               <w:bottom w:val="none" w:sz="0"/>
               <w:right w:val="none" w:sz="0"/>
             </w:tcBorders>
-            <w:shd w:fill="F0F4FF" w:val="clear"/>
+            <w:shd w:fill="EEF2FF" w:val="clear"/>
             <w:tcMar>
               <w:top w:type="dxa" w:w="80"/>
               <w:left w:type="dxa" w:w="80"/>
@@ -2033,7 +1929,7 @@
                 <w:sz w:val="22"/>
                 <w:szCs w:val="22"/>
               </w:rPr>
-              <w:t xml:space="preserve">Verschieben</w:t>
+              <w:t xml:space="preserve">Historie-Tab</w:t>
             </w:r>
           </w:p>
           <w:p>
@@ -2043,11 +1939,11 @@
             <w:r>
               <w:rPr>
                 <w:rFonts w:ascii="Arial" w:cs="Arial" w:eastAsia="Arial" w:hAnsi="Arial"/>
-                <w:color w:val="6B7280"/>
+                <w:color w:val="374151"/>
                 <w:sz w:val="20"/>
                 <w:szCs w:val="20"/>
               </w:rPr>
-              <w:t xml:space="preserve">Kurs-Header: ‘⇔ Verschieben’ – verschiebt den Lehrgang in eine andere Lehrgangsart.</w:t>
+              <w:t xml:space="preserve">ALLE Kurse des TN: Noten, Anwesenheit, Werkzeug, Bemerkungen. Aktueller Kurs grün markiert. Sucht auch per Name in Teilnehmer-Subcollections.</w:t>
             </w:r>
           </w:p>
         </w:tc>
@@ -2057,6 +1953,23 @@
       <w:pPr>
         <w:spacing w:after="80"/>
       </w:pPr>
+    </w:p>
+    <w:p>
+      <w:pPr>
+        <w:pStyle w:val="Heading1"/>
+        <w:spacing w:before="400" w:after="200"/>
+      </w:pPr>
+      <w:r>
+        <w:rPr>
+          <w:rFonts w:ascii="Arial" w:cs="Arial" w:eastAsia="Arial" w:hAnsi="Arial"/>
+          <w:b/>
+          <w:bCs/>
+          <w:color w:val="1E40AF"/>
+          <w:sz w:val="32"/>
+          <w:szCs w:val="32"/>
+        </w:rPr>
+        <w:t xml:space="preserve">8. Fehlt &amp; Wiederholer</w:t>
+      </w:r>
     </w:p>
     <w:tbl>
       <w:tblPr>
@@ -2084,7 +1997,7 @@
               <w:bottom w:val="none" w:sz="0"/>
               <w:right w:val="none" w:sz="0"/>
             </w:tcBorders>
-            <w:shd w:fill="F0F4FF" w:val="clear"/>
+            <w:shd w:fill="EEF2FF" w:val="clear"/>
             <w:tcMar>
               <w:top w:type="dxa" w:w="80"/>
               <w:left w:type="dxa" w:w="80"/>
@@ -2102,7 +2015,7 @@
                 <w:sz w:val="28"/>
                 <w:szCs w:val="28"/>
               </w:rPr>
-              <w:t xml:space="preserve">🗑</w:t>
+              <w:t xml:space="preserve">🚫</w:t>
             </w:r>
           </w:p>
         </w:tc>
@@ -2115,7 +2028,7 @@
               <w:bottom w:val="none" w:sz="0"/>
               <w:right w:val="none" w:sz="0"/>
             </w:tcBorders>
-            <w:shd w:fill="F0F4FF" w:val="clear"/>
+            <w:shd w:fill="EEF2FF" w:val="clear"/>
             <w:tcMar>
               <w:top w:type="dxa" w:w="80"/>
               <w:left w:type="dxa" w:w="80"/>
@@ -2133,7 +2046,7 @@
                 <w:sz w:val="22"/>
                 <w:szCs w:val="22"/>
               </w:rPr>
-              <w:t xml:space="preserve">Löschen</w:t>
+              <w:t xml:space="preserve">Nicht angetreten</w:t>
             </w:r>
           </w:p>
           <w:p>
@@ -2143,11 +2056,11 @@
             <w:r>
               <w:rPr>
                 <w:rFonts w:ascii="Arial" w:cs="Arial" w:eastAsia="Arial" w:hAnsi="Arial"/>
-                <w:color w:val="6B7280"/>
+                <w:color w:val="374151"/>
                 <w:sz w:val="20"/>
                 <w:szCs w:val="20"/>
               </w:rPr>
-              <w:t xml:space="preserve">Kurs-Header: ‘🗑 Löschen’ – löscht Kurs inkl. Firestore. Doppelte Bestätigung. TN werden freigegeben.</w:t>
+              <w:t xml:space="preserve">TN in ‘Nicht angetreten’ Container ziehen → Checkbox-Bestätigung → Azubi wird benachrichtigt → Kurs verschwindet bei ihm. Nicht rücksetzbar (nur Admin).</w:t>
             </w:r>
           </w:p>
         </w:tc>
@@ -2184,7 +2097,7 @@
               <w:bottom w:val="none" w:sz="0"/>
               <w:right w:val="none" w:sz="0"/>
             </w:tcBorders>
-            <w:shd w:fill="F0F4FF" w:val="clear"/>
+            <w:shd w:fill="EEF2FF" w:val="clear"/>
             <w:tcMar>
               <w:top w:type="dxa" w:w="80"/>
               <w:left w:type="dxa" w:w="80"/>
@@ -2202,7 +2115,7 @@
                 <w:sz w:val="28"/>
                 <w:szCs w:val="28"/>
               </w:rPr>
-              <w:t xml:space="preserve">⚠</w:t>
+              <w:t xml:space="preserve">↩</w:t>
             </w:r>
           </w:p>
         </w:tc>
@@ -2215,7 +2128,7 @@
               <w:bottom w:val="none" w:sz="0"/>
               <w:right w:val="none" w:sz="0"/>
             </w:tcBorders>
-            <w:shd w:fill="F0F4FF" w:val="clear"/>
+            <w:shd w:fill="EEF2FF" w:val="clear"/>
             <w:tcMar>
               <w:top w:type="dxa" w:w="80"/>
               <w:left w:type="dxa" w:w="80"/>
@@ -2233,7 +2146,7 @@
                 <w:sz w:val="22"/>
                 <w:szCs w:val="22"/>
               </w:rPr>
-              <w:t xml:space="preserve">Kursausfall</w:t>
+              <w:t xml:space="preserve">Wiederholer</w:t>
             </w:r>
           </w:p>
           <w:p>
@@ -2243,11 +2156,11 @@
             <w:r>
               <w:rPr>
                 <w:rFonts w:ascii="Arial" w:cs="Arial" w:eastAsia="Arial" w:hAnsi="Arial"/>
-                <w:color w:val="6B7280"/>
+                <w:color w:val="374151"/>
                 <w:sz w:val="20"/>
                 <w:szCs w:val="20"/>
               </w:rPr>
-              <w:t xml:space="preserve">Kurs-Header: ‘⚠️ Ausfall’ – markiert den Kurs als ausgefallen. Azubis und AG sehen einen Alarm-Banner.</w:t>
+              <w:t xml:space="preserve">TN in ‘Wiederholer’ Container ziehen → Grund wählen → Checkbox-Bestätigung → Azubi wird benachrichtigt. Nicht rücksetzbar (nur Admin).</w:t>
             </w:r>
           </w:p>
         </w:tc>
@@ -2257,23 +2170,6 @@
       <w:pPr>
         <w:spacing w:after="80"/>
       </w:pPr>
-    </w:p>
-    <w:p>
-      <w:pPr>
-        <w:pStyle w:val="Heading1"/>
-        <w:spacing w:before="400" w:after="200"/>
-      </w:pPr>
-      <w:r>
-        <w:rPr>
-          <w:rFonts w:ascii="Arial" w:cs="Arial" w:eastAsia="Arial" w:hAnsi="Arial"/>
-          <w:b/>
-          <w:bCs/>
-          <w:color w:val="1E40AF"/>
-          <w:sz w:val="32"/>
-          <w:szCs w:val="32"/>
-        </w:rPr>
-        <w:t xml:space="preserve">8. Profil &amp; Einstellungen</w:t>
-      </w:r>
     </w:p>
     <w:tbl>
       <w:tblPr>
@@ -2301,7 +2197,7 @@
               <w:bottom w:val="none" w:sz="0"/>
               <w:right w:val="none" w:sz="0"/>
             </w:tcBorders>
-            <w:shd w:fill="F0F4FF" w:val="clear"/>
+            <w:shd w:fill="EEF2FF" w:val="clear"/>
             <w:tcMar>
               <w:top w:type="dxa" w:w="80"/>
               <w:left w:type="dxa" w:w="80"/>
@@ -2319,7 +2215,7 @@
                 <w:sz w:val="28"/>
                 <w:szCs w:val="28"/>
               </w:rPr>
-              <w:t xml:space="preserve">👤</w:t>
+              <w:t xml:space="preserve">🔧</w:t>
             </w:r>
           </w:p>
         </w:tc>
@@ -2332,7 +2228,7 @@
               <w:bottom w:val="none" w:sz="0"/>
               <w:right w:val="none" w:sz="0"/>
             </w:tcBorders>
-            <w:shd w:fill="F0F4FF" w:val="clear"/>
+            <w:shd w:fill="EEF2FF" w:val="clear"/>
             <w:tcMar>
               <w:top w:type="dxa" w:w="80"/>
               <w:left w:type="dxa" w:w="80"/>
@@ -2350,7 +2246,7 @@
                 <w:sz w:val="22"/>
                 <w:szCs w:val="22"/>
               </w:rPr>
-              <w:t xml:space="preserve">Mein Profil</w:t>
+              <w:t xml:space="preserve">Admin-Reset</w:t>
             </w:r>
           </w:p>
           <w:p>
@@ -2360,11 +2256,11 @@
             <w:r>
               <w:rPr>
                 <w:rFonts w:ascii="Arial" w:cs="Arial" w:eastAsia="Arial" w:hAnsi="Arial"/>
-                <w:color w:val="6B7280"/>
+                <w:color w:val="374151"/>
                 <w:sz w:val="20"/>
                 <w:szCs w:val="20"/>
               </w:rPr>
-              <w:t xml:space="preserve">⚙ Mehr → 👤 Mein Profil: Name, Telefon, Arbeits-E-Mail. Sichtbar für Azubis und Arbeitgeber als Kontakt.</w:t>
+              <w:t xml:space="preserve">Nur für Admin sichtbar: Person-Tab → ‘🔧 Admin: Status zurücksetzen’ – setzt Wiederholer/Fehlt-Status komplett zurück.</w:t>
             </w:r>
           </w:p>
         </w:tc>
@@ -2374,6 +2270,23 @@
       <w:pPr>
         <w:spacing w:after="80"/>
       </w:pPr>
+    </w:p>
+    <w:p>
+      <w:pPr>
+        <w:pStyle w:val="Heading1"/>
+        <w:spacing w:before="400" w:after="200"/>
+      </w:pPr>
+      <w:r>
+        <w:rPr>
+          <w:rFonts w:ascii="Arial" w:cs="Arial" w:eastAsia="Arial" w:hAnsi="Arial"/>
+          <w:b/>
+          <w:bCs/>
+          <w:color w:val="1E40AF"/>
+          <w:sz w:val="32"/>
+          <w:szCs w:val="32"/>
+        </w:rPr>
+        <w:t xml:space="preserve">9. Kurs verwalten</w:t>
+      </w:r>
     </w:p>
     <w:tbl>
       <w:tblPr>
@@ -2401,7 +2314,7 @@
               <w:bottom w:val="none" w:sz="0"/>
               <w:right w:val="none" w:sz="0"/>
             </w:tcBorders>
-            <w:shd w:fill="F0F4FF" w:val="clear"/>
+            <w:shd w:fill="EEF2FF" w:val="clear"/>
             <w:tcMar>
               <w:top w:type="dxa" w:w="80"/>
               <w:left w:type="dxa" w:w="80"/>
@@ -2419,7 +2332,7 @@
                 <w:sz w:val="28"/>
                 <w:szCs w:val="28"/>
               </w:rPr>
-              <w:t xml:space="preserve">🔧</w:t>
+              <w:t xml:space="preserve">⇔</w:t>
             </w:r>
           </w:p>
         </w:tc>
@@ -2432,7 +2345,7 @@
               <w:bottom w:val="none" w:sz="0"/>
               <w:right w:val="none" w:sz="0"/>
             </w:tcBorders>
-            <w:shd w:fill="F0F4FF" w:val="clear"/>
+            <w:shd w:fill="EEF2FF" w:val="clear"/>
             <w:tcMar>
               <w:top w:type="dxa" w:w="80"/>
               <w:left w:type="dxa" w:w="80"/>
@@ -2450,7 +2363,7 @@
                 <w:sz w:val="22"/>
                 <w:szCs w:val="22"/>
               </w:rPr>
-              <w:t xml:space="preserve">Werkzeug-Check</w:t>
+              <w:t xml:space="preserve">Verschieben</w:t>
             </w:r>
           </w:p>
           <w:p>
@@ -2460,11 +2373,328 @@
             <w:r>
               <w:rPr>
                 <w:rFonts w:ascii="Arial" w:cs="Arial" w:eastAsia="Arial" w:hAnsi="Arial"/>
-                <w:color w:val="6B7280"/>
+                <w:color w:val="374151"/>
                 <w:sz w:val="20"/>
                 <w:szCs w:val="20"/>
               </w:rPr>
-              <w:t xml:space="preserve">Pro Kurs: Werkzeugliste hinterlegen → Sitzplatz-Modal zeigt ‘✓ Vollständig’ oder ‘✗ Unvollständig’ + Freitext.</w:t>
+              <w:t xml:space="preserve">Header: ‘⇔ Verschieben’ – verschiebt Lehrgang in andere Lehrgangsart.</w:t>
+            </w:r>
+          </w:p>
+        </w:tc>
+      </w:tr>
+    </w:tbl>
+    <w:p>
+      <w:pPr>
+        <w:spacing w:after="80"/>
+      </w:pPr>
+    </w:p>
+    <w:tbl>
+      <w:tblPr>
+        <w:tblW w:type="dxa" w:w="9026"/>
+        <w:tblBorders>
+          <w:top w:val="single" w:color="auto" w:sz="4"/>
+          <w:left w:val="single" w:color="auto" w:sz="4"/>
+          <w:bottom w:val="single" w:color="auto" w:sz="4"/>
+          <w:right w:val="single" w:color="auto" w:sz="4"/>
+          <w:insideH w:val="single" w:color="auto" w:sz="4"/>
+          <w:insideV w:val="single" w:color="auto" w:sz="4"/>
+        </w:tblBorders>
+      </w:tblPr>
+      <w:tblGrid>
+        <w:gridCol w:w="600"/>
+        <w:gridCol w:w="8426"/>
+      </w:tblGrid>
+      <w:tr>
+        <w:tc>
+          <w:tcPr>
+            <w:tcW w:type="dxa" w:w="600"/>
+            <w:tcBorders>
+              <w:top w:val="none" w:sz="0"/>
+              <w:left w:val="none" w:sz="0"/>
+              <w:bottom w:val="none" w:sz="0"/>
+              <w:right w:val="none" w:sz="0"/>
+            </w:tcBorders>
+            <w:shd w:fill="EEF2FF" w:val="clear"/>
+            <w:tcMar>
+              <w:top w:type="dxa" w:w="80"/>
+              <w:left w:type="dxa" w:w="80"/>
+              <w:bottom w:type="dxa" w:w="80"/>
+              <w:right w:type="dxa" w:w="40"/>
+            </w:tcMar>
+          </w:tcPr>
+          <w:p>
+            <w:pPr>
+              <w:jc w:val="center"/>
+            </w:pPr>
+            <w:r>
+              <w:rPr>
+                <w:rFonts w:ascii="Arial" w:cs="Arial" w:eastAsia="Arial" w:hAnsi="Arial"/>
+                <w:sz w:val="28"/>
+                <w:szCs w:val="28"/>
+              </w:rPr>
+              <w:t xml:space="preserve">🗑</w:t>
+            </w:r>
+          </w:p>
+        </w:tc>
+        <w:tc>
+          <w:tcPr>
+            <w:tcW w:type="dxa" w:w="8426"/>
+            <w:tcBorders>
+              <w:top w:val="none" w:sz="0"/>
+              <w:left w:val="none" w:sz="0"/>
+              <w:bottom w:val="none" w:sz="0"/>
+              <w:right w:val="none" w:sz="0"/>
+            </w:tcBorders>
+            <w:shd w:fill="EEF2FF" w:val="clear"/>
+            <w:tcMar>
+              <w:top w:type="dxa" w:w="80"/>
+              <w:left w:type="dxa" w:w="80"/>
+              <w:bottom w:type="dxa" w:w="80"/>
+              <w:right w:type="dxa" w:w="120"/>
+            </w:tcMar>
+          </w:tcPr>
+          <w:p>
+            <w:r>
+              <w:rPr>
+                <w:rFonts w:ascii="Arial" w:cs="Arial" w:eastAsia="Arial" w:hAnsi="Arial"/>
+                <w:b/>
+                <w:bCs/>
+                <w:color w:val="1E40AF"/>
+                <w:sz w:val="22"/>
+                <w:szCs w:val="22"/>
+              </w:rPr>
+              <w:t xml:space="preserve">Löschen</w:t>
+            </w:r>
+          </w:p>
+          <w:p>
+            <w:pPr>
+              <w:spacing w:before="40"/>
+            </w:pPr>
+            <w:r>
+              <w:rPr>
+                <w:rFonts w:ascii="Arial" w:cs="Arial" w:eastAsia="Arial" w:hAnsi="Arial"/>
+                <w:color w:val="374151"/>
+                <w:sz w:val="20"/>
+                <w:szCs w:val="20"/>
+              </w:rPr>
+              <w:t xml:space="preserve">Header: ‘🗑 Löschen’ – doppelte Bestätigung. TN werden freigegeben.</w:t>
+            </w:r>
+          </w:p>
+        </w:tc>
+      </w:tr>
+    </w:tbl>
+    <w:p>
+      <w:pPr>
+        <w:spacing w:after="80"/>
+      </w:pPr>
+    </w:p>
+    <w:tbl>
+      <w:tblPr>
+        <w:tblW w:type="dxa" w:w="9026"/>
+        <w:tblBorders>
+          <w:top w:val="single" w:color="auto" w:sz="4"/>
+          <w:left w:val="single" w:color="auto" w:sz="4"/>
+          <w:bottom w:val="single" w:color="auto" w:sz="4"/>
+          <w:right w:val="single" w:color="auto" w:sz="4"/>
+          <w:insideH w:val="single" w:color="auto" w:sz="4"/>
+          <w:insideV w:val="single" w:color="auto" w:sz="4"/>
+        </w:tblBorders>
+      </w:tblPr>
+      <w:tblGrid>
+        <w:gridCol w:w="600"/>
+        <w:gridCol w:w="8426"/>
+      </w:tblGrid>
+      <w:tr>
+        <w:tc>
+          <w:tcPr>
+            <w:tcW w:type="dxa" w:w="600"/>
+            <w:tcBorders>
+              <w:top w:val="none" w:sz="0"/>
+              <w:left w:val="none" w:sz="0"/>
+              <w:bottom w:val="none" w:sz="0"/>
+              <w:right w:val="none" w:sz="0"/>
+            </w:tcBorders>
+            <w:shd w:fill="EEF2FF" w:val="clear"/>
+            <w:tcMar>
+              <w:top w:type="dxa" w:w="80"/>
+              <w:left w:type="dxa" w:w="80"/>
+              <w:bottom w:type="dxa" w:w="80"/>
+              <w:right w:type="dxa" w:w="40"/>
+            </w:tcMar>
+          </w:tcPr>
+          <w:p>
+            <w:pPr>
+              <w:jc w:val="center"/>
+            </w:pPr>
+            <w:r>
+              <w:rPr>
+                <w:rFonts w:ascii="Arial" w:cs="Arial" w:eastAsia="Arial" w:hAnsi="Arial"/>
+                <w:sz w:val="28"/>
+                <w:szCs w:val="28"/>
+              </w:rPr>
+              <w:t xml:space="preserve">⚠</w:t>
+            </w:r>
+          </w:p>
+        </w:tc>
+        <w:tc>
+          <w:tcPr>
+            <w:tcW w:type="dxa" w:w="8426"/>
+            <w:tcBorders>
+              <w:top w:val="none" w:sz="0"/>
+              <w:left w:val="none" w:sz="0"/>
+              <w:bottom w:val="none" w:sz="0"/>
+              <w:right w:val="none" w:sz="0"/>
+            </w:tcBorders>
+            <w:shd w:fill="EEF2FF" w:val="clear"/>
+            <w:tcMar>
+              <w:top w:type="dxa" w:w="80"/>
+              <w:left w:type="dxa" w:w="80"/>
+              <w:bottom w:type="dxa" w:w="80"/>
+              <w:right w:type="dxa" w:w="120"/>
+            </w:tcMar>
+          </w:tcPr>
+          <w:p>
+            <w:r>
+              <w:rPr>
+                <w:rFonts w:ascii="Arial" w:cs="Arial" w:eastAsia="Arial" w:hAnsi="Arial"/>
+                <w:b/>
+                <w:bCs/>
+                <w:color w:val="1E40AF"/>
+                <w:sz w:val="22"/>
+                <w:szCs w:val="22"/>
+              </w:rPr>
+              <w:t xml:space="preserve">Kursausfall</w:t>
+            </w:r>
+          </w:p>
+          <w:p>
+            <w:pPr>
+              <w:spacing w:before="40"/>
+            </w:pPr>
+            <w:r>
+              <w:rPr>
+                <w:rFonts w:ascii="Arial" w:cs="Arial" w:eastAsia="Arial" w:hAnsi="Arial"/>
+                <w:color w:val="374151"/>
+                <w:sz w:val="20"/>
+                <w:szCs w:val="20"/>
+              </w:rPr>
+              <w:t xml:space="preserve">Header: ‘⚠️ Ausfall’ – Azubis und AG sehen Alarm-Banner.</w:t>
+            </w:r>
+          </w:p>
+        </w:tc>
+      </w:tr>
+    </w:tbl>
+    <w:p>
+      <w:pPr>
+        <w:spacing w:after="80"/>
+      </w:pPr>
+    </w:p>
+    <w:p>
+      <w:pPr>
+        <w:pStyle w:val="Heading1"/>
+        <w:spacing w:before="400" w:after="200"/>
+      </w:pPr>
+      <w:r>
+        <w:rPr>
+          <w:rFonts w:ascii="Arial" w:cs="Arial" w:eastAsia="Arial" w:hAnsi="Arial"/>
+          <w:b/>
+          <w:bCs/>
+          <w:color w:val="1E40AF"/>
+          <w:sz w:val="32"/>
+          <w:szCs w:val="32"/>
+        </w:rPr>
+        <w:t xml:space="preserve">10. Profil</w:t>
+      </w:r>
+    </w:p>
+    <w:tbl>
+      <w:tblPr>
+        <w:tblW w:type="dxa" w:w="9026"/>
+        <w:tblBorders>
+          <w:top w:val="single" w:color="auto" w:sz="4"/>
+          <w:left w:val="single" w:color="auto" w:sz="4"/>
+          <w:bottom w:val="single" w:color="auto" w:sz="4"/>
+          <w:right w:val="single" w:color="auto" w:sz="4"/>
+          <w:insideH w:val="single" w:color="auto" w:sz="4"/>
+          <w:insideV w:val="single" w:color="auto" w:sz="4"/>
+        </w:tblBorders>
+      </w:tblPr>
+      <w:tblGrid>
+        <w:gridCol w:w="600"/>
+        <w:gridCol w:w="8426"/>
+      </w:tblGrid>
+      <w:tr>
+        <w:tc>
+          <w:tcPr>
+            <w:tcW w:type="dxa" w:w="600"/>
+            <w:tcBorders>
+              <w:top w:val="none" w:sz="0"/>
+              <w:left w:val="none" w:sz="0"/>
+              <w:bottom w:val="none" w:sz="0"/>
+              <w:right w:val="none" w:sz="0"/>
+            </w:tcBorders>
+            <w:shd w:fill="EEF2FF" w:val="clear"/>
+            <w:tcMar>
+              <w:top w:type="dxa" w:w="80"/>
+              <w:left w:type="dxa" w:w="80"/>
+              <w:bottom w:type="dxa" w:w="80"/>
+              <w:right w:type="dxa" w:w="40"/>
+            </w:tcMar>
+          </w:tcPr>
+          <w:p>
+            <w:pPr>
+              <w:jc w:val="center"/>
+            </w:pPr>
+            <w:r>
+              <w:rPr>
+                <w:rFonts w:ascii="Arial" w:cs="Arial" w:eastAsia="Arial" w:hAnsi="Arial"/>
+                <w:sz w:val="28"/>
+                <w:szCs w:val="28"/>
+              </w:rPr>
+              <w:t xml:space="preserve">👤</w:t>
+            </w:r>
+          </w:p>
+        </w:tc>
+        <w:tc>
+          <w:tcPr>
+            <w:tcW w:type="dxa" w:w="8426"/>
+            <w:tcBorders>
+              <w:top w:val="none" w:sz="0"/>
+              <w:left w:val="none" w:sz="0"/>
+              <w:bottom w:val="none" w:sz="0"/>
+              <w:right w:val="none" w:sz="0"/>
+            </w:tcBorders>
+            <w:shd w:fill="EEF2FF" w:val="clear"/>
+            <w:tcMar>
+              <w:top w:type="dxa" w:w="80"/>
+              <w:left w:type="dxa" w:w="80"/>
+              <w:bottom w:type="dxa" w:w="80"/>
+              <w:right w:type="dxa" w:w="120"/>
+            </w:tcMar>
+          </w:tcPr>
+          <w:p>
+            <w:r>
+              <w:rPr>
+                <w:rFonts w:ascii="Arial" w:cs="Arial" w:eastAsia="Arial" w:hAnsi="Arial"/>
+                <w:b/>
+                <w:bCs/>
+                <w:color w:val="1E40AF"/>
+                <w:sz w:val="22"/>
+                <w:szCs w:val="22"/>
+              </w:rPr>
+              <w:t xml:space="preserve">Mein Profil</w:t>
+            </w:r>
+          </w:p>
+          <w:p>
+            <w:pPr>
+              <w:spacing w:before="40"/>
+            </w:pPr>
+            <w:r>
+              <w:rPr>
+                <w:rFonts w:ascii="Arial" w:cs="Arial" w:eastAsia="Arial" w:hAnsi="Arial"/>
+                <w:color w:val="374151"/>
+                <w:sz w:val="20"/>
+                <w:szCs w:val="20"/>
+              </w:rPr>
+              <w:t xml:space="preserve">⚙ Mehr → 👤 Mein Profil: Name, Telefon, Arbeits-E-Mail. Sichtbar für Azubis und AG.</w:t>
             </w:r>
           </w:p>
         </w:tc>
